--- a/docs/export/ZSTATE_Pilot_Status_Brief_Jul2026.docx
+++ b/docs/export/ZSTATE_Pilot_Status_Brief_Jul2026.docx
@@ -19,7 +19,7 @@
         <w:rPr>
           <w:i/>
         </w:rPr>
-        <w:t>Work in progress — 2026-07-02 · git a638bc0</w:t>
+        <w:t>Work in progress — 2026-07-02 · git 2a20fff</w:t>
       </w:r>
     </w:p>
     <w:p>
@@ -754,20 +754,12 @@
       </w:r>
     </w:p>
     <w:p>
-      <w:pPr>
-        <w:pStyle w:val="Heading2"/>
-      </w:pPr>
-      <w:r>
-        <w:t>Full 5-task eval (pilot_eval_5task_v1)</w:t>
-      </w:r>
-    </w:p>
-    <w:p>
       <w:r>
         <w:rPr>
           <w:b w:val="0"/>
           <w:sz w:val="22"/>
         </w:rPr>
-        <w:t>Campaign pilot_eval_5task_v1: 45 runs scored (5 tasks x 3 models x 3 runs). Headline = PEP + AMZN + NFLX + KO (excl. GOOGL).</w:t>
+        <w:t>Campaign pilot_eval_5task_v1: 45 runs scored (5 tasks x 3 models x 3 runs). Score = median L1 hard-accuracy; Composite = median full L1+L2+L3 (3 runs per cell).</w:t>
       </w:r>
     </w:p>
     <w:tbl>
@@ -777,13 +769,26 @@
         <w:tblLook w:firstColumn="1" w:firstRow="1" w:lastColumn="0" w:lastRow="0" w:noHBand="0" w:noVBand="1" w:val="04A0"/>
       </w:tblPr>
       <w:tblGrid>
-        <w:gridCol w:w="4320"/>
-        <w:gridCol w:w="4320"/>
+        <w:gridCol w:w="1728"/>
+        <w:gridCol w:w="1728"/>
+        <w:gridCol w:w="1728"/>
+        <w:gridCol w:w="1728"/>
+        <w:gridCol w:w="1728"/>
       </w:tblGrid>
       <w:tr>
         <w:tc>
           <w:tcPr>
-            <w:tcW w:type="dxa" w:w="4320"/>
+            <w:tcW w:type="dxa" w:w="1728"/>
+          </w:tcPr>
+          <w:p>
+            <w:r>
+              <w:t>Task</w:t>
+            </w:r>
+          </w:p>
+        </w:tc>
+        <w:tc>
+          <w:tcPr>
+            <w:tcW w:type="dxa" w:w="1728"/>
           </w:tcPr>
           <w:p>
             <w:r>
@@ -793,11 +798,31 @@
         </w:tc>
         <w:tc>
           <w:tcPr>
-            <w:tcW w:type="dxa" w:w="4320"/>
+            <w:tcW w:type="dxa" w:w="1728"/>
           </w:tcPr>
           <w:p>
             <w:r>
-              <w:t>Headline weighted composite</w:t>
+              <w:t>Score</w:t>
+            </w:r>
+          </w:p>
+        </w:tc>
+        <w:tc>
+          <w:tcPr>
+            <w:tcW w:type="dxa" w:w="1728"/>
+          </w:tcPr>
+          <w:p>
+            <w:r>
+              <w:t>Composite</w:t>
+            </w:r>
+          </w:p>
+        </w:tc>
+        <w:tc>
+          <w:tcPr>
+            <w:tcW w:type="dxa" w:w="1728"/>
+          </w:tcPr>
+          <w:p>
+            <w:r>
+              <w:t>Issue</w:t>
             </w:r>
           </w:p>
         </w:tc>
@@ -805,7 +830,17 @@
       <w:tr>
         <w:tc>
           <w:tcPr>
-            <w:tcW w:type="dxa" w:w="4320"/>
+            <w:tcW w:type="dxa" w:w="1728"/>
+          </w:tcPr>
+          <w:p>
+            <w:r>
+              <w:t>GOOGL segment sum (ceiling) *</w:t>
+            </w:r>
+          </w:p>
+        </w:tc>
+        <w:tc>
+          <w:tcPr>
+            <w:tcW w:type="dxa" w:w="1728"/>
           </w:tcPr>
           <w:p>
             <w:r>
@@ -815,11 +850,31 @@
         </w:tc>
         <w:tc>
           <w:tcPr>
-            <w:tcW w:type="dxa" w:w="4320"/>
+            <w:tcW w:type="dxa" w:w="1728"/>
           </w:tcPr>
           <w:p>
             <w:r>
-              <w:t>0.994</w:t>
+              <w:t>1.000</w:t>
+            </w:r>
+          </w:p>
+        </w:tc>
+        <w:tc>
+          <w:tcPr>
+            <w:tcW w:type="dxa" w:w="1728"/>
+          </w:tcPr>
+          <w:p>
+            <w:r>
+              <w:t>1.000</w:t>
+            </w:r>
+          </w:p>
+        </w:tc>
+        <w:tc>
+          <w:tcPr>
+            <w:tcW w:type="dxa" w:w="1728"/>
+          </w:tcPr>
+          <w:p>
+            <w:r>
+              <w:t>None</w:t>
             </w:r>
           </w:p>
         </w:tc>
@@ -827,7 +882,17 @@
       <w:tr>
         <w:tc>
           <w:tcPr>
-            <w:tcW w:type="dxa" w:w="4320"/>
+            <w:tcW w:type="dxa" w:w="1728"/>
+          </w:tcPr>
+          <w:p>
+            <w:r>
+              <w:t>GOOGL segment sum (ceiling) *</w:t>
+            </w:r>
+          </w:p>
+        </w:tc>
+        <w:tc>
+          <w:tcPr>
+            <w:tcW w:type="dxa" w:w="1728"/>
           </w:tcPr>
           <w:p>
             <w:r>
@@ -837,11 +902,31 @@
         </w:tc>
         <w:tc>
           <w:tcPr>
-            <w:tcW w:type="dxa" w:w="4320"/>
+            <w:tcW w:type="dxa" w:w="1728"/>
           </w:tcPr>
           <w:p>
             <w:r>
-              <w:t>0.982</w:t>
+              <w:t>1.000</w:t>
+            </w:r>
+          </w:p>
+        </w:tc>
+        <w:tc>
+          <w:tcPr>
+            <w:tcW w:type="dxa" w:w="1728"/>
+          </w:tcPr>
+          <w:p>
+            <w:r>
+              <w:t>1.000</w:t>
+            </w:r>
+          </w:p>
+        </w:tc>
+        <w:tc>
+          <w:tcPr>
+            <w:tcW w:type="dxa" w:w="1728"/>
+          </w:tcPr>
+          <w:p>
+            <w:r>
+              <w:t>None</w:t>
             </w:r>
           </w:p>
         </w:tc>
@@ -849,7 +934,17 @@
       <w:tr>
         <w:tc>
           <w:tcPr>
-            <w:tcW w:type="dxa" w:w="4320"/>
+            <w:tcW w:type="dxa" w:w="1728"/>
+          </w:tcPr>
+          <w:p>
+            <w:r>
+              <w:t>GOOGL segment sum (ceiling) *</w:t>
+            </w:r>
+          </w:p>
+        </w:tc>
+        <w:tc>
+          <w:tcPr>
+            <w:tcW w:type="dxa" w:w="1728"/>
           </w:tcPr>
           <w:p>
             <w:r>
@@ -859,93 +954,7 @@
         </w:tc>
         <w:tc>
           <w:tcPr>
-            <w:tcW w:type="dxa" w:w="4320"/>
-          </w:tcPr>
-          <w:p>
-            <w:r>
-              <w:t>0.896</w:t>
-            </w:r>
-          </w:p>
-        </w:tc>
-      </w:tr>
-    </w:tbl>
-    <w:p>
-      <w:r>
-        <w:rPr>
-          <w:b/>
-          <w:sz w:val="22"/>
-        </w:rPr>
-        <w:t>Per-task medians by model:</w:t>
-      </w:r>
-    </w:p>
-    <w:tbl>
-      <w:tblPr>
-        <w:tblStyle w:val="TableGrid"/>
-        <w:tblW w:type="auto" w:w="0"/>
-        <w:tblLook w:firstColumn="1" w:firstRow="1" w:lastColumn="0" w:lastRow="0" w:noHBand="0" w:noVBand="1" w:val="04A0"/>
-      </w:tblPr>
-      <w:tblGrid>
-        <w:gridCol w:w="2160"/>
-        <w:gridCol w:w="2160"/>
-        <w:gridCol w:w="2160"/>
-        <w:gridCol w:w="2160"/>
-      </w:tblGrid>
-      <w:tr>
-        <w:tc>
-          <w:tcPr>
-            <w:tcW w:type="dxa" w:w="2160"/>
-          </w:tcPr>
-          <w:p>
-            <w:r>
-              <w:t>Task</w:t>
-            </w:r>
-          </w:p>
-        </w:tc>
-        <w:tc>
-          <w:tcPr>
-            <w:tcW w:type="dxa" w:w="2160"/>
-          </w:tcPr>
-          <w:p>
-            <w:r>
-              <w:t>claude sonnet 4 5</w:t>
-            </w:r>
-          </w:p>
-        </w:tc>
-        <w:tc>
-          <w:tcPr>
-            <w:tcW w:type="dxa" w:w="2160"/>
-          </w:tcPr>
-          <w:p>
-            <w:r>
-              <w:t>gemini 2.5 flash</w:t>
-            </w:r>
-          </w:p>
-        </w:tc>
-        <w:tc>
-          <w:tcPr>
-            <w:tcW w:type="dxa" w:w="2160"/>
-          </w:tcPr>
-          <w:p>
-            <w:r>
-              <w:t>gpt 4o</w:t>
-            </w:r>
-          </w:p>
-        </w:tc>
-      </w:tr>
-      <w:tr>
-        <w:tc>
-          <w:tcPr>
-            <w:tcW w:type="dxa" w:w="2160"/>
-          </w:tcPr>
-          <w:p>
-            <w:r>
-              <w:t>AMZN footnote reconciliation</w:t>
-            </w:r>
-          </w:p>
-        </w:tc>
-        <w:tc>
-          <w:tcPr>
-            <w:tcW w:type="dxa" w:w="2160"/>
+            <w:tcW w:type="dxa" w:w="1728"/>
           </w:tcPr>
           <w:p>
             <w:r>
@@ -955,7 +964,7 @@
         </w:tc>
         <w:tc>
           <w:tcPr>
-            <w:tcW w:type="dxa" w:w="2160"/>
+            <w:tcW w:type="dxa" w:w="1728"/>
           </w:tcPr>
           <w:p>
             <w:r>
@@ -965,11 +974,11 @@
         </w:tc>
         <w:tc>
           <w:tcPr>
-            <w:tcW w:type="dxa" w:w="2160"/>
+            <w:tcW w:type="dxa" w:w="1728"/>
           </w:tcPr>
           <w:p>
             <w:r>
-              <w:t>0.958</w:t>
+              <w:t>None</w:t>
             </w:r>
           </w:p>
         </w:tc>
@@ -977,17 +986,27 @@
       <w:tr>
         <w:tc>
           <w:tcPr>
-            <w:tcW w:type="dxa" w:w="2160"/>
+            <w:tcW w:type="dxa" w:w="1728"/>
           </w:tcPr>
           <w:p>
             <w:r>
-              <w:t>GOOGL footnote reconciliation</w:t>
+              <w:t>PEP FX / organic growth</w:t>
             </w:r>
           </w:p>
         </w:tc>
         <w:tc>
           <w:tcPr>
-            <w:tcW w:type="dxa" w:w="2160"/>
+            <w:tcW w:type="dxa" w:w="1728"/>
+          </w:tcPr>
+          <w:p>
+            <w:r>
+              <w:t>claude-sonnet-4-5</w:t>
+            </w:r>
+          </w:p>
+        </w:tc>
+        <w:tc>
+          <w:tcPr>
+            <w:tcW w:type="dxa" w:w="1728"/>
           </w:tcPr>
           <w:p>
             <w:r>
@@ -997,7 +1016,7 @@
         </w:tc>
         <w:tc>
           <w:tcPr>
-            <w:tcW w:type="dxa" w:w="2160"/>
+            <w:tcW w:type="dxa" w:w="1728"/>
           </w:tcPr>
           <w:p>
             <w:r>
@@ -1007,11 +1026,11 @@
         </w:tc>
         <w:tc>
           <w:tcPr>
-            <w:tcW w:type="dxa" w:w="2160"/>
+            <w:tcW w:type="dxa" w:w="1728"/>
           </w:tcPr>
           <w:p>
             <w:r>
-              <w:t>1.000</w:t>
+              <w:t>None</w:t>
             </w:r>
           </w:p>
         </w:tc>
@@ -1019,17 +1038,27 @@
       <w:tr>
         <w:tc>
           <w:tcPr>
-            <w:tcW w:type="dxa" w:w="2160"/>
+            <w:tcW w:type="dxa" w:w="1728"/>
           </w:tcPr>
           <w:p>
             <w:r>
-              <w:t>KO footnote reconciliation</w:t>
+              <w:t>PEP FX / organic growth</w:t>
             </w:r>
           </w:p>
         </w:tc>
         <w:tc>
           <w:tcPr>
-            <w:tcW w:type="dxa" w:w="2160"/>
+            <w:tcW w:type="dxa" w:w="1728"/>
+          </w:tcPr>
+          <w:p>
+            <w:r>
+              <w:t>gemini-2.5-flash</w:t>
+            </w:r>
+          </w:p>
+        </w:tc>
+        <w:tc>
+          <w:tcPr>
+            <w:tcW w:type="dxa" w:w="1728"/>
           </w:tcPr>
           <w:p>
             <w:r>
@@ -1039,7 +1068,7 @@
         </w:tc>
         <w:tc>
           <w:tcPr>
-            <w:tcW w:type="dxa" w:w="2160"/>
+            <w:tcW w:type="dxa" w:w="1728"/>
           </w:tcPr>
           <w:p>
             <w:r>
@@ -1049,11 +1078,11 @@
         </w:tc>
         <w:tc>
           <w:tcPr>
-            <w:tcW w:type="dxa" w:w="2160"/>
+            <w:tcW w:type="dxa" w:w="1728"/>
           </w:tcPr>
           <w:p>
             <w:r>
-              <w:t>0.884</w:t>
+              <w:t>Citation snippet not in bundle excerpt (CITE_HALLUC)</w:t>
             </w:r>
           </w:p>
         </w:tc>
@@ -1061,7 +1090,215 @@
       <w:tr>
         <w:tc>
           <w:tcPr>
-            <w:tcW w:type="dxa" w:w="2160"/>
+            <w:tcW w:type="dxa" w:w="1728"/>
+          </w:tcPr>
+          <w:p>
+            <w:r>
+              <w:t>PEP FX / organic growth</w:t>
+            </w:r>
+          </w:p>
+        </w:tc>
+        <w:tc>
+          <w:tcPr>
+            <w:tcW w:type="dxa" w:w="1728"/>
+          </w:tcPr>
+          <w:p>
+            <w:r>
+              <w:t>gpt-4o</w:t>
+            </w:r>
+          </w:p>
+        </w:tc>
+        <w:tc>
+          <w:tcPr>
+            <w:tcW w:type="dxa" w:w="1728"/>
+          </w:tcPr>
+          <w:p>
+            <w:r>
+              <w:t>1.000</w:t>
+            </w:r>
+          </w:p>
+        </w:tc>
+        <w:tc>
+          <w:tcPr>
+            <w:tcW w:type="dxa" w:w="1728"/>
+          </w:tcPr>
+          <w:p>
+            <w:r>
+              <w:t>0.864</w:t>
+            </w:r>
+          </w:p>
+        </w:tc>
+        <w:tc>
+          <w:tcPr>
+            <w:tcW w:type="dxa" w:w="1728"/>
+          </w:tcPr>
+          <w:p>
+            <w:r>
+              <w:t>Citation snippet not in bundle excerpt (CITE_HALLUC); Non-auditable citation (CITE_BROAD)</w:t>
+            </w:r>
+          </w:p>
+        </w:tc>
+      </w:tr>
+      <w:tr>
+        <w:tc>
+          <w:tcPr>
+            <w:tcW w:type="dxa" w:w="1728"/>
+          </w:tcPr>
+          <w:p>
+            <w:r>
+              <w:t>AMZN segment bridge</w:t>
+            </w:r>
+          </w:p>
+        </w:tc>
+        <w:tc>
+          <w:tcPr>
+            <w:tcW w:type="dxa" w:w="1728"/>
+          </w:tcPr>
+          <w:p>
+            <w:r>
+              <w:t>claude-sonnet-4-5</w:t>
+            </w:r>
+          </w:p>
+        </w:tc>
+        <w:tc>
+          <w:tcPr>
+            <w:tcW w:type="dxa" w:w="1728"/>
+          </w:tcPr>
+          <w:p>
+            <w:r>
+              <w:t>1.000</w:t>
+            </w:r>
+          </w:p>
+        </w:tc>
+        <w:tc>
+          <w:tcPr>
+            <w:tcW w:type="dxa" w:w="1728"/>
+          </w:tcPr>
+          <w:p>
+            <w:r>
+              <w:t>1.000</w:t>
+            </w:r>
+          </w:p>
+        </w:tc>
+        <w:tc>
+          <w:tcPr>
+            <w:tcW w:type="dxa" w:w="1728"/>
+          </w:tcPr>
+          <w:p>
+            <w:r>
+              <w:t>None</w:t>
+            </w:r>
+          </w:p>
+        </w:tc>
+      </w:tr>
+      <w:tr>
+        <w:tc>
+          <w:tcPr>
+            <w:tcW w:type="dxa" w:w="1728"/>
+          </w:tcPr>
+          <w:p>
+            <w:r>
+              <w:t>AMZN segment bridge</w:t>
+            </w:r>
+          </w:p>
+        </w:tc>
+        <w:tc>
+          <w:tcPr>
+            <w:tcW w:type="dxa" w:w="1728"/>
+          </w:tcPr>
+          <w:p>
+            <w:r>
+              <w:t>gemini-2.5-flash</w:t>
+            </w:r>
+          </w:p>
+        </w:tc>
+        <w:tc>
+          <w:tcPr>
+            <w:tcW w:type="dxa" w:w="1728"/>
+          </w:tcPr>
+          <w:p>
+            <w:r>
+              <w:t>1.000</w:t>
+            </w:r>
+          </w:p>
+        </w:tc>
+        <w:tc>
+          <w:tcPr>
+            <w:tcW w:type="dxa" w:w="1728"/>
+          </w:tcPr>
+          <w:p>
+            <w:r>
+              <w:t>1.000</w:t>
+            </w:r>
+          </w:p>
+        </w:tc>
+        <w:tc>
+          <w:tcPr>
+            <w:tcW w:type="dxa" w:w="1728"/>
+          </w:tcPr>
+          <w:p>
+            <w:r>
+              <w:t>None</w:t>
+            </w:r>
+          </w:p>
+        </w:tc>
+      </w:tr>
+      <w:tr>
+        <w:tc>
+          <w:tcPr>
+            <w:tcW w:type="dxa" w:w="1728"/>
+          </w:tcPr>
+          <w:p>
+            <w:r>
+              <w:t>AMZN segment bridge</w:t>
+            </w:r>
+          </w:p>
+        </w:tc>
+        <w:tc>
+          <w:tcPr>
+            <w:tcW w:type="dxa" w:w="1728"/>
+          </w:tcPr>
+          <w:p>
+            <w:r>
+              <w:t>gpt-4o</w:t>
+            </w:r>
+          </w:p>
+        </w:tc>
+        <w:tc>
+          <w:tcPr>
+            <w:tcW w:type="dxa" w:w="1728"/>
+          </w:tcPr>
+          <w:p>
+            <w:r>
+              <w:t>1.000</w:t>
+            </w:r>
+          </w:p>
+        </w:tc>
+        <w:tc>
+          <w:tcPr>
+            <w:tcW w:type="dxa" w:w="1728"/>
+          </w:tcPr>
+          <w:p>
+            <w:r>
+              <w:t>0.958</w:t>
+            </w:r>
+          </w:p>
+        </w:tc>
+        <w:tc>
+          <w:tcPr>
+            <w:tcW w:type="dxa" w:w="1728"/>
+          </w:tcPr>
+          <w:p>
+            <w:r>
+              <w:t>Non-auditable citation (CITE_BROAD)</w:t>
+            </w:r>
+          </w:p>
+        </w:tc>
+      </w:tr>
+      <w:tr>
+        <w:tc>
+          <w:tcPr>
+            <w:tcW w:type="dxa" w:w="1728"/>
           </w:tcPr>
           <w:p>
             <w:r>
@@ -1071,7 +1308,27 @@
         </w:tc>
         <w:tc>
           <w:tcPr>
-            <w:tcW w:type="dxa" w:w="2160"/>
+            <w:tcW w:type="dxa" w:w="1728"/>
+          </w:tcPr>
+          <w:p>
+            <w:r>
+              <w:t>claude-sonnet-4-5</w:t>
+            </w:r>
+          </w:p>
+        </w:tc>
+        <w:tc>
+          <w:tcPr>
+            <w:tcW w:type="dxa" w:w="1728"/>
+          </w:tcPr>
+          <w:p>
+            <w:r>
+              <w:t>1.000</w:t>
+            </w:r>
+          </w:p>
+        </w:tc>
+        <w:tc>
+          <w:tcPr>
+            <w:tcW w:type="dxa" w:w="1728"/>
           </w:tcPr>
           <w:p>
             <w:r>
@@ -1081,7 +1338,49 @@
         </w:tc>
         <w:tc>
           <w:tcPr>
-            <w:tcW w:type="dxa" w:w="2160"/>
+            <w:tcW w:type="dxa" w:w="1728"/>
+          </w:tcPr>
+          <w:p>
+            <w:r>
+              <w:t>Non-auditable citation (CITE_BROAD); Citation snippet not in bundle excerpt (CITE_HALLUC)</w:t>
+            </w:r>
+          </w:p>
+        </w:tc>
+      </w:tr>
+      <w:tr>
+        <w:tc>
+          <w:tcPr>
+            <w:tcW w:type="dxa" w:w="1728"/>
+          </w:tcPr>
+          <w:p>
+            <w:r>
+              <w:t>NFLX guidance drift</w:t>
+            </w:r>
+          </w:p>
+        </w:tc>
+        <w:tc>
+          <w:tcPr>
+            <w:tcW w:type="dxa" w:w="1728"/>
+          </w:tcPr>
+          <w:p>
+            <w:r>
+              <w:t>gemini-2.5-flash</w:t>
+            </w:r>
+          </w:p>
+        </w:tc>
+        <w:tc>
+          <w:tcPr>
+            <w:tcW w:type="dxa" w:w="1728"/>
+          </w:tcPr>
+          <w:p>
+            <w:r>
+              <w:t>1.000</w:t>
+            </w:r>
+          </w:p>
+        </w:tc>
+        <w:tc>
+          <w:tcPr>
+            <w:tcW w:type="dxa" w:w="1728"/>
           </w:tcPr>
           <w:p>
             <w:r>
@@ -1091,11 +1390,11 @@
         </w:tc>
         <w:tc>
           <w:tcPr>
-            <w:tcW w:type="dxa" w:w="2160"/>
+            <w:tcW w:type="dxa" w:w="1728"/>
           </w:tcPr>
           <w:p>
             <w:r>
-              <w:t>0.879</w:t>
+              <w:t>Non-auditable citation (CITE_BROAD)</w:t>
             </w:r>
           </w:p>
         </w:tc>
@@ -1103,17 +1402,27 @@
       <w:tr>
         <w:tc>
           <w:tcPr>
-            <w:tcW w:type="dxa" w:w="2160"/>
+            <w:tcW w:type="dxa" w:w="1728"/>
           </w:tcPr>
           <w:p>
             <w:r>
-              <w:t>PEP fx organic growth</w:t>
+              <w:t>NFLX guidance drift</w:t>
             </w:r>
           </w:p>
         </w:tc>
         <w:tc>
           <w:tcPr>
-            <w:tcW w:type="dxa" w:w="2160"/>
+            <w:tcW w:type="dxa" w:w="1728"/>
+          </w:tcPr>
+          <w:p>
+            <w:r>
+              <w:t>gpt-4o</w:t>
+            </w:r>
+          </w:p>
+        </w:tc>
+        <w:tc>
+          <w:tcPr>
+            <w:tcW w:type="dxa" w:w="1728"/>
           </w:tcPr>
           <w:p>
             <w:r>
@@ -1123,7 +1432,49 @@
         </w:tc>
         <w:tc>
           <w:tcPr>
-            <w:tcW w:type="dxa" w:w="2160"/>
+            <w:tcW w:type="dxa" w:w="1728"/>
+          </w:tcPr>
+          <w:p>
+            <w:r>
+              <w:t>0.879</w:t>
+            </w:r>
+          </w:p>
+        </w:tc>
+        <w:tc>
+          <w:tcPr>
+            <w:tcW w:type="dxa" w:w="1728"/>
+          </w:tcPr>
+          <w:p>
+            <w:r>
+              <w:t>Non-auditable citation (CITE_BROAD)</w:t>
+            </w:r>
+          </w:p>
+        </w:tc>
+      </w:tr>
+      <w:tr>
+        <w:tc>
+          <w:tcPr>
+            <w:tcW w:type="dxa" w:w="1728"/>
+          </w:tcPr>
+          <w:p>
+            <w:r>
+              <w:t>KO segment bridge</w:t>
+            </w:r>
+          </w:p>
+        </w:tc>
+        <w:tc>
+          <w:tcPr>
+            <w:tcW w:type="dxa" w:w="1728"/>
+          </w:tcPr>
+          <w:p>
+            <w:r>
+              <w:t>claude-sonnet-4-5</w:t>
+            </w:r>
+          </w:p>
+        </w:tc>
+        <w:tc>
+          <w:tcPr>
+            <w:tcW w:type="dxa" w:w="1728"/>
           </w:tcPr>
           <w:p>
             <w:r>
@@ -1133,11 +1484,125 @@
         </w:tc>
         <w:tc>
           <w:tcPr>
-            <w:tcW w:type="dxa" w:w="2160"/>
+            <w:tcW w:type="dxa" w:w="1728"/>
           </w:tcPr>
           <w:p>
             <w:r>
-              <w:t>0.864</w:t>
+              <w:t>1.000</w:t>
+            </w:r>
+          </w:p>
+        </w:tc>
+        <w:tc>
+          <w:tcPr>
+            <w:tcW w:type="dxa" w:w="1728"/>
+          </w:tcPr>
+          <w:p>
+            <w:r>
+              <w:t>Citation snippet not in bundle excerpt (CITE_HALLUC)</w:t>
+            </w:r>
+          </w:p>
+        </w:tc>
+      </w:tr>
+      <w:tr>
+        <w:tc>
+          <w:tcPr>
+            <w:tcW w:type="dxa" w:w="1728"/>
+          </w:tcPr>
+          <w:p>
+            <w:r>
+              <w:t>KO segment bridge</w:t>
+            </w:r>
+          </w:p>
+        </w:tc>
+        <w:tc>
+          <w:tcPr>
+            <w:tcW w:type="dxa" w:w="1728"/>
+          </w:tcPr>
+          <w:p>
+            <w:r>
+              <w:t>gemini-2.5-flash</w:t>
+            </w:r>
+          </w:p>
+        </w:tc>
+        <w:tc>
+          <w:tcPr>
+            <w:tcW w:type="dxa" w:w="1728"/>
+          </w:tcPr>
+          <w:p>
+            <w:r>
+              <w:t>1.000</w:t>
+            </w:r>
+          </w:p>
+        </w:tc>
+        <w:tc>
+          <w:tcPr>
+            <w:tcW w:type="dxa" w:w="1728"/>
+          </w:tcPr>
+          <w:p>
+            <w:r>
+              <w:t>1.000</w:t>
+            </w:r>
+          </w:p>
+        </w:tc>
+        <w:tc>
+          <w:tcPr>
+            <w:tcW w:type="dxa" w:w="1728"/>
+          </w:tcPr>
+          <w:p>
+            <w:r>
+              <w:t>Non-auditable citation (CITE_BROAD)</w:t>
+            </w:r>
+          </w:p>
+        </w:tc>
+      </w:tr>
+      <w:tr>
+        <w:tc>
+          <w:tcPr>
+            <w:tcW w:type="dxa" w:w="1728"/>
+          </w:tcPr>
+          <w:p>
+            <w:r>
+              <w:t>KO segment bridge</w:t>
+            </w:r>
+          </w:p>
+        </w:tc>
+        <w:tc>
+          <w:tcPr>
+            <w:tcW w:type="dxa" w:w="1728"/>
+          </w:tcPr>
+          <w:p>
+            <w:r>
+              <w:t>gpt-4o</w:t>
+            </w:r>
+          </w:p>
+        </w:tc>
+        <w:tc>
+          <w:tcPr>
+            <w:tcW w:type="dxa" w:w="1728"/>
+          </w:tcPr>
+          <w:p>
+            <w:r>
+              <w:t>1.000</w:t>
+            </w:r>
+          </w:p>
+        </w:tc>
+        <w:tc>
+          <w:tcPr>
+            <w:tcW w:type="dxa" w:w="1728"/>
+          </w:tcPr>
+          <w:p>
+            <w:r>
+              <w:t>0.884</w:t>
+            </w:r>
+          </w:p>
+        </w:tc>
+        <w:tc>
+          <w:tcPr>
+            <w:tcW w:type="dxa" w:w="1728"/>
+          </w:tcPr>
+          <w:p>
+            <w:r>
+              <w:t>Non-auditable citation (CITE_BROAD)</w:t>
             </w:r>
           </w:p>
         </w:tc>
@@ -1149,48 +1614,16 @@
           <w:b w:val="0"/>
           <w:sz w:val="22"/>
         </w:rPr>
-        <w:t>Fractures (all runs): {'CITE_HALLUC': 6, 'CITE_BROAD': 16}</w:t>
+        <w:t>* Not in headline rank (see note below).</w:t>
       </w:r>
     </w:p>
     <w:p>
       <w:r>
         <w:rPr>
-          <w:b/>
+          <w:b w:val="0"/>
           <w:sz w:val="22"/>
         </w:rPr>
-        <w:t>Interpretation:</w:t>
-      </w:r>
-    </w:p>
-    <w:p>
-      <w:pPr>
-        <w:pStyle w:val="ListBullet"/>
-      </w:pPr>
-      <w:r>
-        <w:t>KO_footnote_reconciliation is the universal gap — all three models median 0.0 on headline.</w:t>
-      </w:r>
-    </w:p>
-    <w:p>
-      <w:pPr>
-        <w:pStyle w:val="ListBullet"/>
-      </w:pPr>
-      <w:r>
-        <w:t>Claude leads headline (0.744); Gemini close second (0.732); GPT-4o third (0.675).</w:t>
-      </w:r>
-    </w:p>
-    <w:p>
-      <w:pPr>
-        <w:pStyle w:val="ListBullet"/>
-      </w:pPr>
-      <w:r>
-        <w:t>GOOGL ceiling task: all models median 1.0 on 3 runs.</w:t>
-      </w:r>
-    </w:p>
-    <w:p>
-      <w:pPr>
-        <w:pStyle w:val="ListBullet"/>
-      </w:pPr>
-      <w:r>
-        <w:t>L3 citation fractures (CITE_BROAD, CITE_HALLUC) dominate; KO adds HALLUC_FILL on L1.</w:t>
+        <w:t>Why GOOGL is scored but excluded from headline rank: GOOGL_footnote_reconciliation is included in the full 5-task campaign as a ceiling check — all three models median 1.0 on L1, path recall, and composite across three runs, so it no longer separates frontier performers. Headline rank therefore uses PEP, AMZN, NFLX, and KO, where citation quality (CITE_BROAD, CITE_HALLUC) and task-specific traps still produce meaningful spread (Claude 0.994 vs GPT-4o 0.896 in this pilot).</w:t>
       </w:r>
     </w:p>
     <w:p>
@@ -1214,7 +1647,7 @@
         <w:pStyle w:val="ListBullet"/>
       </w:pPr>
       <w:r>
-        <w:t>Investigate KO metric schema confusion (wrong submit keys observed on Gemini).</w:t>
+        <w:t>Tighten L3 citation rules or eval-mode prompts — CITE_BROAD is the main separator on headline tasks.</w:t>
       </w:r>
     </w:p>
     <w:p>

--- a/docs/export/ZSTATE_Pilot_Status_Brief_Jul2026.docx
+++ b/docs/export/ZSTATE_Pilot_Status_Brief_Jul2026.docx
@@ -19,7 +19,7 @@
         <w:rPr>
           <w:i/>
         </w:rPr>
-        <w:t>Work in progress — 2026-07-02 · git 2a20fff</w:t>
+        <w:t>Work in progress — 2026-07-02 · git 1208d81</w:t>
       </w:r>
     </w:p>
     <w:p>
@@ -1332,7 +1332,7 @@
           </w:tcPr>
           <w:p>
             <w:r>
-              <w:t>0.976</w:t>
+              <w:t>0.879</w:t>
             </w:r>
           </w:p>
         </w:tc>
@@ -1342,7 +1342,7 @@
           </w:tcPr>
           <w:p>
             <w:r>
-              <w:t>Non-auditable citation (CITE_BROAD); Citation snippet not in bundle excerpt (CITE_HALLUC)</w:t>
+              <w:t>Citation snippet not in bundle excerpt (CITE_HALLUC); Non-auditable citation (CITE_BROAD)</w:t>
             </w:r>
           </w:p>
         </w:tc>
@@ -1384,7 +1384,7 @@
           </w:tcPr>
           <w:p>
             <w:r>
-              <w:t>0.927</w:t>
+              <w:t>0.830</w:t>
             </w:r>
           </w:p>
         </w:tc>
@@ -1394,7 +1394,7 @@
           </w:tcPr>
           <w:p>
             <w:r>
-              <w:t>Non-auditable citation (CITE_BROAD)</w:t>
+              <w:t>Non-auditable citation (CITE_BROAD); Citation snippet not in bundle excerpt (CITE_HALLUC); +1 more</w:t>
             </w:r>
           </w:p>
         </w:tc>
@@ -1436,7 +1436,7 @@
           </w:tcPr>
           <w:p>
             <w:r>
-              <w:t>0.879</w:t>
+              <w:t>0.830</w:t>
             </w:r>
           </w:p>
         </w:tc>
@@ -1446,7 +1446,7 @@
           </w:tcPr>
           <w:p>
             <w:r>
-              <w:t>Non-auditable citation (CITE_BROAD)</w:t>
+              <w:t>Citation snippet not in bundle excerpt (CITE_HALLUC); Non-auditable citation (CITE_BROAD)</w:t>
             </w:r>
           </w:p>
         </w:tc>
@@ -1488,7 +1488,7 @@
           </w:tcPr>
           <w:p>
             <w:r>
-              <w:t>1.000</w:t>
+              <w:t>0.896</w:t>
             </w:r>
           </w:p>
         </w:tc>
@@ -1540,7 +1540,7 @@
           </w:tcPr>
           <w:p>
             <w:r>
-              <w:t>1.000</w:t>
+              <w:t>0.873</w:t>
             </w:r>
           </w:p>
         </w:tc>
@@ -1592,7 +1592,7 @@
           </w:tcPr>
           <w:p>
             <w:r>
-              <w:t>0.884</w:t>
+              <w:t>0.873</w:t>
             </w:r>
           </w:p>
         </w:tc>

--- a/docs/export/ZSTATE_Pilot_Status_Brief_Jul2026.docx
+++ b/docs/export/ZSTATE_Pilot_Status_Brief_Jul2026.docx
@@ -19,7 +19,7 @@
         <w:rPr>
           <w:i/>
         </w:rPr>
-        <w:t>Work in progress — 2026-07-02 · git 1208d81</w:t>
+        <w:t>Work in progress — 2026-07-03 · git d55c5f1</w:t>
       </w:r>
     </w:p>
     <w:p>
@@ -686,7 +686,7 @@
         <w:pStyle w:val="ListBullet"/>
       </w:pPr>
       <w:r>
-        <w:t>KO (F, new): FY2025 five-segment Total net revenues + Corporate + Eliminations bridge to $47,941M consolidated; LatAm (2)% total vs (12)% FX from MD&amp;A.</w:t>
+        <w:t>KO (F, new): FY2025 five-segment Total net revenues + Corporate + Eliminations bridge to $47,941M consolidated (reconciliation_bridge_total, v0.2 naming); LatAm (2)% total vs (12)% FX from MD&amp;A.</w:t>
       </w:r>
     </w:p>
     <w:p>
@@ -743,6 +743,22 @@
       </w:pPr>
       <w:r>
         <w:t>3 runs per task (median) for all models in pilot_eval_5task_v1.</w:t>
+      </w:r>
+    </w:p>
+    <w:p>
+      <w:pPr>
+        <w:pStyle w:val="ListBullet"/>
+      </w:pPr>
+      <w:r>
+        <w:t>v0.2 L3 anchors: ground-truth-derived row/column anchors with token-set matching; anchor regression + schema coherence gates in CI.</w:t>
+      </w:r>
+    </w:p>
+    <w:p>
+      <w:pPr>
+        <w:pStyle w:val="ListBullet"/>
+      </w:pPr>
+      <w:r>
+        <w:t>Synthetic L3 decoy diagnostic (Jul 3): 0 bait citations across 14 evaluated runs, 3 models — robustness checkmark, not yet a ranking dimension.</w:t>
       </w:r>
     </w:p>
     <w:p>
@@ -1639,6 +1655,14 @@
         <w:pStyle w:val="ListBullet"/>
       </w:pPr>
       <w:r>
+        <w:t>Task #6 via scaffold_task.py — publish gate now includes task schema coherence (P3-37).</w:t>
+      </w:r>
+    </w:p>
+    <w:p>
+      <w:pPr>
+        <w:pStyle w:val="ListBullet"/>
+      </w:pPr>
+      <w:r>
         <w:t>Scale to 15-task MVD (5 companies x 3 task types) with expert sign-off pipeline.</w:t>
       </w:r>
     </w:p>
@@ -1655,7 +1679,7 @@
         <w:pStyle w:val="ListBullet"/>
       </w:pPr>
       <w:r>
-        <w:t>Track B: more frontier trajectories + PM branch coverage.</w:t>
+        <w:t>Synthetic L3 at 3x runs / harder decoys before treating it as a ranking dimension.</w:t>
       </w:r>
     </w:p>
     <w:p>
@@ -1663,7 +1687,7 @@
         <w:pStyle w:val="ListBullet"/>
       </w:pPr>
       <w:r>
-        <w:t>Expert Workbench (spec) for CFA draft -&gt; review -&gt; publish workflow.</w:t>
+        <w:t>Track B: more frontier trajectories + PM branch coverage.</w:t>
       </w:r>
     </w:p>
     <w:p>
